--- a/documents/02_aws_deployment_runbook.docx
+++ b/documents/02_aws_deployment_runbook.docx
@@ -11,7 +11,7 @@
           <w:b/>
           <w:sz w:val="36"/>
         </w:rPr>
-        <w:t>INSIGHT.AI AWS Deployment Runbook</w:t>
+        <w:t>Agentic CRAG AWS Deployment Runbook</w:t>
       </w:r>
     </w:p>
     <w:p>
@@ -47,12 +47,12 @@
     </w:p>
     <w:p>
       <w:r>
-        <w:t>The intended storage root on EC2 is /opt/insight-ai/data. The environment file should live at /opt/insight-ai/.env.</w:t>
+        <w:t>The intended storage root on EC2 is /opt/agentic-crag/data. The environment file should live at /opt/agentic-crag/.env.</w:t>
       </w:r>
     </w:p>
     <w:p>
       <w:r>
-        <w:t>The repository should be cloned to /opt/insight-ai/app. The systemd services expect the virtual environment at /opt/insight-ai/app/venv.</w:t>
+        <w:t>The repository should be cloned to /opt/agentic-crag/app. The systemd services expect the virtual environment at /opt/agentic-crag/app/venv.</w:t>
       </w:r>
     </w:p>
     <w:p>
@@ -103,12 +103,12 @@
     </w:p>
     <w:p>
       <w:r>
-        <w:t>After cloning the repository, run bash deploy/setup_ec2.sh from /opt/insight-ai/app for repeatable setup.</w:t>
+        <w:t>After cloning the repository, run bash deploy/setup_ec2.sh from /opt/agentic-crag/app for repeatable setup.</w:t>
       </w:r>
     </w:p>
     <w:p>
       <w:r>
-        <w:t>After editing /opt/insight-ai/.env, restart the application services with sudo systemctl restart insight-api insight-ui.</w:t>
+        <w:t>After editing /opt/agentic-crag/.env, restart the application services with sudo systemctl restart agentic-crag-api agentic-crag-ui.</w:t>
       </w:r>
     </w:p>
     <w:p>
@@ -154,12 +154,12 @@
     </w:p>
     <w:p>
       <w:r>
-        <w:t>View API logs with sudo journalctl -u insight-api -f.</w:t>
+        <w:t>View API logs with sudo journalctl -u agentic-crag-api -f.</w:t>
       </w:r>
     </w:p>
     <w:p>
       <w:r>
-        <w:t>View UI logs with sudo journalctl -u insight-ui -f.</w:t>
+        <w:t>View UI logs with sudo journalctl -u agentic-crag-ui -f.</w:t>
       </w:r>
     </w:p>
     <w:p>
@@ -169,7 +169,7 @@
     </w:p>
     <w:p>
       <w:r>
-        <w:t>Update the deployed application with cd /opt/insight-ai/app followed by bash deploy/update_app.sh.</w:t>
+        <w:t>Update the deployed application with cd /opt/agentic-crag/app followed by bash deploy/update_app.sh.</w:t>
       </w:r>
     </w:p>
     <w:p>
@@ -187,7 +187,7 @@
     </w:p>
     <w:p>
       <w:r>
-        <w:t>The canonical EC2 storage path for this demo is /opt/insight-ai/data.</w:t>
+        <w:t>The canonical EC2 storage path for this demo is /opt/agentic-crag/data.</w:t>
       </w:r>
     </w:p>
     <w:p>
@@ -207,7 +207,7 @@
     </w:p>
     <w:p>
       <w:r>
-        <w:t>The intended service names are insight-api and insight-ui.</w:t>
+        <w:t>The intended service names are agentic-crag-api and agentic-crag-ui.</w:t>
       </w:r>
     </w:p>
     <w:sectPr>
